--- a/docs/academic/基于Flutter与Python的跨平台数字笔记系统的设计与实现_论文初稿.docx
+++ b/docs/academic/基于Flutter与Python的跨平台数字笔记系统的设计与实现_论文初稿.docx
@@ -185,19 +185,21 @@
     </w:p>
     <w:p>
       <w:pPr>
-        <w:ind w:firstLine="841" w:firstLineChars="280"/>
+        <w:ind w:firstLine="1345" w:firstLineChars="280"/>
         <w:jc w:val="left"/>
         <w:rPr>
           <w:rFonts w:hint="eastAsia"/>
           <w:b/>
-          <w:sz w:val="36"/>
+          <w:sz w:val="48"/>
+          <w:szCs w:val="48"/>
         </w:rPr>
       </w:pPr>
       <w:r>
         <w:rPr>
           <w:rFonts w:ascii="STHeiti" w:hAnsi="STHeiti" w:eastAsia="STHeiti" w:cs="STHeiti"/>
           <w:b/>
-          <w:sz w:val="30"/>
+          <w:sz w:val="48"/>
+          <w:szCs w:val="48"/>
         </w:rPr>
         <w:t>题  目：基于 Flutter 与 Python 的跨平台数字笔记系统的设计与实现</w:t>
       </w:r>
@@ -244,10 +246,11 @@
         <w:spacing w:line="360" w:lineRule="auto"/>
         <w:ind w:firstLine="1800"/>
         <w:rPr>
-          <w:rFonts w:hint="eastAsia"/>
+          <w:rFonts w:hint="default" w:eastAsia="SimSong"/>
           <w:b/>
           <w:sz w:val="28"/>
           <w:szCs w:val="28"/>
+          <w:lang w:val="en-US" w:eastAsia="zh-CN"/>
         </w:rPr>
       </w:pPr>
       <w:r>
@@ -256,6 +259,14 @@
           <w:sz w:val="24"/>
         </w:rPr>
         <w:t>专业（层次）：</w:t>
+      </w:r>
+      <w:r>
+        <w:rPr>
+          <w:rFonts w:hint="eastAsia" w:ascii="SimSong" w:hAnsi="SimSong" w:eastAsia="SimSong" w:cs="SimSong"/>
+          <w:sz w:val="24"/>
+          <w:lang w:val="en-US" w:eastAsia="zh-CN"/>
+        </w:rPr>
+        <w:t>计算机科学与技术（专升本）</w:t>
       </w:r>
     </w:p>
     <w:p>
@@ -266,9 +277,11 @@
         <w:spacing w:line="360" w:lineRule="auto"/>
         <w:ind w:firstLine="1800"/>
         <w:rPr>
+          <w:rFonts w:hint="default" w:eastAsia="SimSong"/>
           <w:b/>
           <w:sz w:val="28"/>
           <w:szCs w:val="28"/>
+          <w:lang w:val="en-US" w:eastAsia="zh-CN"/>
         </w:rPr>
       </w:pPr>
       <w:r>
@@ -277,6 +290,14 @@
           <w:sz w:val="24"/>
         </w:rPr>
         <w:t>年    级：</w:t>
+      </w:r>
+      <w:r>
+        <w:rPr>
+          <w:rFonts w:hint="eastAsia" w:ascii="SimSong" w:hAnsi="SimSong" w:eastAsia="SimSong" w:cs="SimSong"/>
+          <w:sz w:val="24"/>
+          <w:lang w:val="en-US" w:eastAsia="zh-CN"/>
+        </w:rPr>
+        <w:t>2023级</w:t>
       </w:r>
     </w:p>
     <w:p>
@@ -287,9 +308,11 @@
         <w:spacing w:line="360" w:lineRule="auto"/>
         <w:ind w:firstLine="1800"/>
         <w:rPr>
+          <w:rFonts w:hint="eastAsia" w:eastAsia="SimSong"/>
           <w:b/>
           <w:sz w:val="28"/>
           <w:szCs w:val="28"/>
+          <w:lang w:val="en-US" w:eastAsia="zh-CN"/>
         </w:rPr>
       </w:pPr>
       <w:r>
@@ -298,6 +321,14 @@
           <w:sz w:val="24"/>
         </w:rPr>
         <w:t>班    级：</w:t>
+      </w:r>
+      <w:r>
+        <w:rPr>
+          <w:rFonts w:hint="eastAsia" w:ascii="SimSong" w:hAnsi="SimSong" w:eastAsia="SimSong" w:cs="SimSong"/>
+          <w:sz w:val="24"/>
+          <w:lang w:val="en-US" w:eastAsia="zh-CN"/>
+        </w:rPr>
+        <w:t>二班</w:t>
       </w:r>
     </w:p>
     <w:p>
@@ -646,9 +677,10 @@
         <w:spacing w:line="520" w:lineRule="exact"/>
         <w:ind w:firstLine="480" w:firstLineChars="200"/>
         <w:rPr>
-          <w:rFonts w:eastAsia="仿宋"/>
+          <w:rFonts w:hint="eastAsia" w:eastAsia="SimSong"/>
           <w:sz w:val="28"/>
           <w:szCs w:val="28"/>
+          <w:lang w:val="en-US" w:eastAsia="zh-CN"/>
         </w:rPr>
       </w:pPr>
       <w:r>
@@ -2670,11 +2702,19 @@
       </w:pPr>
       <w:r>
         <w:rPr>
-          <w:rFonts w:ascii="Times New Roman" w:hAnsi="Times New Roman" w:eastAsia="黑体" w:cs="Times New Roman"/>
-          <w:b/>
-          <w:sz w:val="24"/>
-        </w:rPr>
-        <w:t>关键词：</w:t>
+          <w:rFonts w:hint="eastAsia" w:ascii="宋体" w:hAnsi="宋体" w:eastAsia="宋体" w:cs="宋体"/>
+          <w:b/>
+          <w:sz w:val="24"/>
+        </w:rPr>
+        <w:t>关键词</w:t>
+      </w:r>
+      <w:r>
+        <w:rPr>
+          <w:rFonts w:ascii="Times New Roman" w:hAnsi="Times New Roman" w:eastAsia="黑体" w:cs="Times New Roman"/>
+          <w:b/>
+          <w:sz w:val="24"/>
+        </w:rPr>
+        <w:t>：</w:t>
       </w:r>
       <w:r>
         <w:rPr>
@@ -2834,7 +2874,16 @@
           <w:b/>
           <w:sz w:val="28"/>
         </w:rPr>
-        <w:t>1.1 课题背景与研究意义</w:t>
+        <w:t xml:space="preserve">1.1 </w:t>
+      </w:r>
+      <w:r>
+        <w:rPr>
+          <w:rFonts w:ascii="Times New Roman" w:hAnsi="Times New Roman" w:eastAsia="黑体" w:cs="Times New Roman"/>
+          <w:b/>
+          <w:sz w:val="30"/>
+          <w:szCs w:val="30"/>
+        </w:rPr>
+        <w:t>课题背景与研究意义</w:t>
       </w:r>
     </w:p>
     <w:p>
@@ -2990,7 +3039,16 @@
           <w:b/>
           <w:sz w:val="28"/>
         </w:rPr>
-        <w:t>1.2 国内外发展状况</w:t>
+        <w:t xml:space="preserve">1.2 </w:t>
+      </w:r>
+      <w:r>
+        <w:rPr>
+          <w:rFonts w:ascii="Times New Roman" w:hAnsi="Times New Roman" w:eastAsia="黑体" w:cs="Times New Roman"/>
+          <w:b/>
+          <w:sz w:val="30"/>
+          <w:szCs w:val="30"/>
+        </w:rPr>
+        <w:t>国内外发展状况</w:t>
       </w:r>
     </w:p>
     <w:p>
@@ -3206,7 +3264,16 @@
           <w:b/>
           <w:sz w:val="28"/>
         </w:rPr>
-        <w:t>1.3 研究目标与主要内容</w:t>
+        <w:t xml:space="preserve">1.3 </w:t>
+      </w:r>
+      <w:r>
+        <w:rPr>
+          <w:rFonts w:ascii="Times New Roman" w:hAnsi="Times New Roman" w:eastAsia="黑体" w:cs="Times New Roman"/>
+          <w:b/>
+          <w:sz w:val="30"/>
+          <w:szCs w:val="30"/>
+        </w:rPr>
+        <w:t>研究目标与主要内容</w:t>
       </w:r>
     </w:p>
     <w:p>
@@ -3238,7 +3305,16 @@
           <w:b/>
           <w:sz w:val="28"/>
         </w:rPr>
-        <w:t>1.4 论文组织结构</w:t>
+        <w:t xml:space="preserve">1.4 </w:t>
+      </w:r>
+      <w:r>
+        <w:rPr>
+          <w:rFonts w:ascii="Times New Roman" w:hAnsi="Times New Roman" w:eastAsia="黑体" w:cs="Times New Roman"/>
+          <w:b/>
+          <w:sz w:val="30"/>
+          <w:szCs w:val="30"/>
+        </w:rPr>
+        <w:t>论文组织结构</w:t>
       </w:r>
     </w:p>
     <w:p>
@@ -3300,7 +3376,16 @@
           <w:b/>
           <w:sz w:val="28"/>
         </w:rPr>
-        <w:t>2.1 用户角色与典型场景</w:t>
+        <w:t xml:space="preserve">2.1 </w:t>
+      </w:r>
+      <w:r>
+        <w:rPr>
+          <w:rFonts w:ascii="Times New Roman" w:hAnsi="Times New Roman" w:eastAsia="黑体" w:cs="Times New Roman"/>
+          <w:b/>
+          <w:sz w:val="30"/>
+          <w:szCs w:val="30"/>
+        </w:rPr>
+        <w:t>用户角色与典型场景</w:t>
       </w:r>
     </w:p>
     <w:p>
@@ -3325,6 +3410,10 @@
         <w:spacing w:before="230" w:after="230" w:line="240" w:lineRule="auto"/>
         <w:ind w:firstLine="0"/>
         <w:jc w:val="left"/>
+        <w:rPr>
+          <w:sz w:val="30"/>
+          <w:szCs w:val="30"/>
+        </w:rPr>
       </w:pPr>
       <w:r>
         <w:rPr>
@@ -3332,7 +3421,16 @@
           <w:b/>
           <w:sz w:val="28"/>
         </w:rPr>
-        <w:t>2.2 功能需求</w:t>
+        <w:t xml:space="preserve">2.2 </w:t>
+      </w:r>
+      <w:r>
+        <w:rPr>
+          <w:rFonts w:ascii="Times New Roman" w:hAnsi="Times New Roman" w:eastAsia="黑体" w:cs="Times New Roman"/>
+          <w:b/>
+          <w:sz w:val="30"/>
+          <w:szCs w:val="30"/>
+        </w:rPr>
+        <w:t>功能需求</w:t>
       </w:r>
     </w:p>
     <w:p>
@@ -3884,6 +3982,10 @@
         <w:spacing w:before="230" w:after="230" w:line="240" w:lineRule="auto"/>
         <w:ind w:firstLine="0"/>
         <w:jc w:val="left"/>
+        <w:rPr>
+          <w:sz w:val="30"/>
+          <w:szCs w:val="30"/>
+        </w:rPr>
       </w:pPr>
       <w:r>
         <w:rPr>
@@ -3891,7 +3993,16 @@
           <w:b/>
           <w:sz w:val="28"/>
         </w:rPr>
-        <w:t>2.3 非功能需求</w:t>
+        <w:t xml:space="preserve">2.3 </w:t>
+      </w:r>
+      <w:r>
+        <w:rPr>
+          <w:rFonts w:ascii="Times New Roman" w:hAnsi="Times New Roman" w:eastAsia="黑体" w:cs="Times New Roman"/>
+          <w:b/>
+          <w:sz w:val="30"/>
+          <w:szCs w:val="30"/>
+        </w:rPr>
+        <w:t>非功能需求</w:t>
       </w:r>
     </w:p>
     <w:p>
@@ -3916,6 +4027,10 @@
         <w:spacing w:before="230" w:after="230" w:line="240" w:lineRule="auto"/>
         <w:ind w:firstLine="0"/>
         <w:jc w:val="left"/>
+        <w:rPr>
+          <w:sz w:val="30"/>
+          <w:szCs w:val="30"/>
+        </w:rPr>
       </w:pPr>
       <w:r>
         <w:rPr>
@@ -3923,7 +4038,16 @@
           <w:b/>
           <w:sz w:val="28"/>
         </w:rPr>
-        <w:t>2.4 可行性分析</w:t>
+        <w:t xml:space="preserve">2.4 </w:t>
+      </w:r>
+      <w:r>
+        <w:rPr>
+          <w:rFonts w:ascii="Times New Roman" w:hAnsi="Times New Roman" w:eastAsia="黑体" w:cs="Times New Roman"/>
+          <w:b/>
+          <w:sz w:val="30"/>
+          <w:szCs w:val="30"/>
+        </w:rPr>
+        <w:t>可行性分析</w:t>
       </w:r>
     </w:p>
     <w:p>
@@ -4001,7 +4125,16 @@
           <w:b/>
           <w:sz w:val="28"/>
         </w:rPr>
-        <w:t>3.1 总体架构</w:t>
+        <w:t xml:space="preserve">3.1 </w:t>
+      </w:r>
+      <w:r>
+        <w:rPr>
+          <w:rFonts w:ascii="Times New Roman" w:hAnsi="Times New Roman" w:eastAsia="黑体" w:cs="Times New Roman"/>
+          <w:b/>
+          <w:sz w:val="30"/>
+          <w:szCs w:val="30"/>
+        </w:rPr>
+        <w:t>总体架构</w:t>
       </w:r>
     </w:p>
     <w:p>
@@ -4575,7 +4708,16 @@
           <w:b/>
           <w:sz w:val="28"/>
         </w:rPr>
-        <w:t>3.2 功能模块划分</w:t>
+        <w:t xml:space="preserve">3.2 </w:t>
+      </w:r>
+      <w:r>
+        <w:rPr>
+          <w:rFonts w:ascii="Times New Roman" w:hAnsi="Times New Roman" w:eastAsia="黑体" w:cs="Times New Roman"/>
+          <w:b/>
+          <w:sz w:val="30"/>
+          <w:szCs w:val="30"/>
+        </w:rPr>
+        <w:t>功能模块划分</w:t>
       </w:r>
     </w:p>
     <w:p>
@@ -4600,6 +4742,10 @@
         <w:spacing w:before="230" w:after="230" w:line="240" w:lineRule="auto"/>
         <w:ind w:firstLine="0"/>
         <w:jc w:val="left"/>
+        <w:rPr>
+          <w:sz w:val="30"/>
+          <w:szCs w:val="30"/>
+        </w:rPr>
       </w:pPr>
       <w:r>
         <w:rPr>
@@ -4607,7 +4753,16 @@
           <w:b/>
           <w:sz w:val="28"/>
         </w:rPr>
-        <w:t>3.3 统一数据模型与坐标空间</w:t>
+        <w:t xml:space="preserve">3.3 </w:t>
+      </w:r>
+      <w:r>
+        <w:rPr>
+          <w:rFonts w:ascii="Times New Roman" w:hAnsi="Times New Roman" w:eastAsia="黑体" w:cs="Times New Roman"/>
+          <w:b/>
+          <w:sz w:val="30"/>
+          <w:szCs w:val="30"/>
+        </w:rPr>
+        <w:t>统一数据模型与坐标空间</w:t>
       </w:r>
     </w:p>
     <w:p>
@@ -4654,7 +4809,16 @@
           <w:b/>
           <w:sz w:val="28"/>
         </w:rPr>
-        <w:t>3.4 本地存储结构</w:t>
+        <w:t xml:space="preserve">3.4 </w:t>
+      </w:r>
+      <w:r>
+        <w:rPr>
+          <w:rFonts w:ascii="Times New Roman" w:hAnsi="Times New Roman" w:eastAsia="黑体" w:cs="Times New Roman"/>
+          <w:b/>
+          <w:sz w:val="30"/>
+          <w:szCs w:val="30"/>
+        </w:rPr>
+        <w:t>本地存储结构</w:t>
       </w:r>
     </w:p>
     <w:p>
@@ -4702,7 +4866,7 @@
       <w:tr>
         <w:trPr>
           <w:cantSplit/>
-          <w:tblHeader w:val="true"/>
+          <w:tblHeader/>
           <w:jc w:val="center"/>
         </w:trPr>
         <w:tc>
@@ -5435,7 +5599,16 @@
           <w:b/>
           <w:sz w:val="28"/>
         </w:rPr>
-        <w:t>3.5 云端数据与接口设计</w:t>
+        <w:t xml:space="preserve">3.5 </w:t>
+      </w:r>
+      <w:r>
+        <w:rPr>
+          <w:rFonts w:ascii="Times New Roman" w:hAnsi="Times New Roman" w:eastAsia="黑体" w:cs="Times New Roman"/>
+          <w:b/>
+          <w:sz w:val="30"/>
+          <w:szCs w:val="30"/>
+        </w:rPr>
+        <w:t>云端数据与接口设计</w:t>
       </w:r>
     </w:p>
     <w:p>
@@ -5484,7 +5657,7 @@
       </w:pPr>
       <w:r>
         <w:rPr>
-          <w:rFonts w:ascii="Times New Roman" w:hAnsi="Times New Roman" w:eastAsia="黑体" w:cs="Times New Roman"/>
+          <w:rFonts w:hint="eastAsia" w:ascii="黑体" w:hAnsi="黑体" w:eastAsia="黑体" w:cs="黑体"/>
           <w:b/>
           <w:sz w:val="36"/>
         </w:rPr>
@@ -5513,7 +5686,16 @@
           <w:b/>
           <w:sz w:val="28"/>
         </w:rPr>
-        <w:t>4.1 笔记库与导航</w:t>
+        <w:t xml:space="preserve">4.1 </w:t>
+      </w:r>
+      <w:r>
+        <w:rPr>
+          <w:rFonts w:ascii="Times New Roman" w:hAnsi="Times New Roman" w:eastAsia="黑体" w:cs="Times New Roman"/>
+          <w:b/>
+          <w:sz w:val="30"/>
+          <w:szCs w:val="30"/>
+        </w:rPr>
+        <w:t>笔记库与导航</w:t>
       </w:r>
     </w:p>
     <w:p>
@@ -5545,7 +5727,16 @@
           <w:b/>
           <w:sz w:val="28"/>
         </w:rPr>
-        <w:t>4.2 手写画布与工具状态</w:t>
+        <w:t xml:space="preserve">4.2 </w:t>
+      </w:r>
+      <w:r>
+        <w:rPr>
+          <w:rFonts w:ascii="Times New Roman" w:hAnsi="Times New Roman" w:eastAsia="黑体" w:cs="Times New Roman"/>
+          <w:b/>
+          <w:sz w:val="30"/>
+          <w:szCs w:val="30"/>
+        </w:rPr>
+        <w:t>手写画布与工具状态</w:t>
       </w:r>
     </w:p>
     <w:p>
@@ -5592,7 +5783,16 @@
           <w:b/>
           <w:sz w:val="28"/>
         </w:rPr>
-        <w:t>4.3 文本、图片与图形编辑</w:t>
+        <w:t xml:space="preserve">4.3 </w:t>
+      </w:r>
+      <w:r>
+        <w:rPr>
+          <w:rFonts w:ascii="Times New Roman" w:hAnsi="Times New Roman" w:eastAsia="黑体" w:cs="Times New Roman"/>
+          <w:b/>
+          <w:sz w:val="30"/>
+          <w:szCs w:val="30"/>
+        </w:rPr>
+        <w:t>文本、图片与图形编辑</w:t>
       </w:r>
     </w:p>
     <w:p>
@@ -5624,7 +5824,16 @@
           <w:b/>
           <w:sz w:val="28"/>
         </w:rPr>
-        <w:t>4.4 PDF 导入、批注与导出</w:t>
+        <w:t xml:space="preserve">4.4 </w:t>
+      </w:r>
+      <w:r>
+        <w:rPr>
+          <w:rFonts w:ascii="Times New Roman" w:hAnsi="Times New Roman" w:eastAsia="黑体" w:cs="Times New Roman"/>
+          <w:b/>
+          <w:sz w:val="30"/>
+          <w:szCs w:val="30"/>
+        </w:rPr>
+        <w:t>PDF 导入、批注与导出</w:t>
       </w:r>
     </w:p>
     <w:p>
@@ -5656,7 +5865,16 @@
           <w:b/>
           <w:sz w:val="28"/>
         </w:rPr>
-        <w:t>4.5 本地识别与手写美化</w:t>
+        <w:t xml:space="preserve">4.5 </w:t>
+      </w:r>
+      <w:r>
+        <w:rPr>
+          <w:rFonts w:ascii="Times New Roman" w:hAnsi="Times New Roman" w:eastAsia="黑体" w:cs="Times New Roman"/>
+          <w:b/>
+          <w:sz w:val="30"/>
+          <w:szCs w:val="30"/>
+        </w:rPr>
+        <w:t>本地识别与手写美化</w:t>
       </w:r>
     </w:p>
     <w:p>
@@ -5688,7 +5906,16 @@
           <w:b/>
           <w:sz w:val="28"/>
         </w:rPr>
-        <w:t>4.6 客户端账号与同步状态</w:t>
+        <w:t xml:space="preserve">4.6 </w:t>
+      </w:r>
+      <w:r>
+        <w:rPr>
+          <w:rFonts w:ascii="Times New Roman" w:hAnsi="Times New Roman" w:eastAsia="黑体" w:cs="Times New Roman"/>
+          <w:b/>
+          <w:sz w:val="30"/>
+          <w:szCs w:val="30"/>
+        </w:rPr>
+        <w:t>客户端账号与同步状态</w:t>
       </w:r>
     </w:p>
     <w:p>
@@ -5737,7 +5964,7 @@
       </w:pPr>
       <w:r>
         <w:rPr>
-          <w:rFonts w:ascii="Times New Roman" w:hAnsi="Times New Roman" w:eastAsia="黑体" w:cs="Times New Roman"/>
+          <w:rFonts w:hint="eastAsia" w:ascii="黑体" w:hAnsi="黑体" w:eastAsia="黑体" w:cs="黑体"/>
           <w:b/>
           <w:sz w:val="36"/>
         </w:rPr>
@@ -5766,7 +5993,16 @@
           <w:b/>
           <w:sz w:val="28"/>
         </w:rPr>
-        <w:t>5.1 服务端技术栈与职责边界</w:t>
+        <w:t xml:space="preserve">5.1 </w:t>
+      </w:r>
+      <w:r>
+        <w:rPr>
+          <w:rFonts w:ascii="Times New Roman" w:hAnsi="Times New Roman" w:eastAsia="黑体" w:cs="Times New Roman"/>
+          <w:b/>
+          <w:sz w:val="30"/>
+          <w:szCs w:val="30"/>
+        </w:rPr>
+        <w:t>服务端技术栈与职责边界</w:t>
       </w:r>
     </w:p>
     <w:p>
@@ -5798,7 +6034,16 @@
           <w:b/>
           <w:sz w:val="28"/>
         </w:rPr>
-        <w:t>5.2 认证、设备与附件安全</w:t>
+        <w:t xml:space="preserve">5.2 </w:t>
+      </w:r>
+      <w:r>
+        <w:rPr>
+          <w:rFonts w:ascii="Times New Roman" w:hAnsi="Times New Roman" w:eastAsia="黑体" w:cs="Times New Roman"/>
+          <w:b/>
+          <w:sz w:val="30"/>
+          <w:szCs w:val="30"/>
+        </w:rPr>
+        <w:t>认证、设备与附件安全</w:t>
       </w:r>
     </w:p>
     <w:p>
@@ -5845,7 +6090,16 @@
           <w:b/>
           <w:sz w:val="28"/>
         </w:rPr>
-        <w:t>5.3 首次合并与增量同步</w:t>
+        <w:t xml:space="preserve">5.3 </w:t>
+      </w:r>
+      <w:r>
+        <w:rPr>
+          <w:rFonts w:ascii="Times New Roman" w:hAnsi="Times New Roman" w:eastAsia="黑体" w:cs="Times New Roman"/>
+          <w:b/>
+          <w:sz w:val="30"/>
+          <w:szCs w:val="30"/>
+        </w:rPr>
+        <w:t>首次合并与增量同步</w:t>
       </w:r>
     </w:p>
     <w:p>
@@ -5892,7 +6146,16 @@
           <w:b/>
           <w:sz w:val="28"/>
         </w:rPr>
-        <w:t>5.4 冲突与可恢复删除</w:t>
+        <w:t xml:space="preserve">5.4 </w:t>
+      </w:r>
+      <w:r>
+        <w:rPr>
+          <w:rFonts w:ascii="Times New Roman" w:hAnsi="Times New Roman" w:eastAsia="黑体" w:cs="Times New Roman"/>
+          <w:b/>
+          <w:sz w:val="30"/>
+          <w:szCs w:val="30"/>
+        </w:rPr>
+        <w:t>冲突与可恢复删除</w:t>
       </w:r>
     </w:p>
     <w:p>
@@ -6724,7 +6987,16 @@
           <w:b/>
           <w:sz w:val="28"/>
         </w:rPr>
-        <w:t>5.5 当前实现边界</w:t>
+        <w:t xml:space="preserve">5.5 </w:t>
+      </w:r>
+      <w:r>
+        <w:rPr>
+          <w:rFonts w:ascii="Times New Roman" w:hAnsi="Times New Roman" w:eastAsia="黑体" w:cs="Times New Roman"/>
+          <w:b/>
+          <w:sz w:val="30"/>
+          <w:szCs w:val="30"/>
+        </w:rPr>
+        <w:t>当前实现边界</w:t>
       </w:r>
     </w:p>
     <w:p>
@@ -6802,7 +7074,16 @@
           <w:b/>
           <w:sz w:val="28"/>
         </w:rPr>
-        <w:t>6.1 测试环境与方法</w:t>
+        <w:t xml:space="preserve">6.1 </w:t>
+      </w:r>
+      <w:r>
+        <w:rPr>
+          <w:rFonts w:ascii="Times New Roman" w:hAnsi="Times New Roman" w:eastAsia="黑体" w:cs="Times New Roman"/>
+          <w:b/>
+          <w:sz w:val="30"/>
+          <w:szCs w:val="30"/>
+        </w:rPr>
+        <w:t>测试环境与方法</w:t>
       </w:r>
     </w:p>
     <w:p>
@@ -6834,7 +7115,16 @@
           <w:b/>
           <w:sz w:val="28"/>
         </w:rPr>
-        <w:t>6.2 客户端测试结果</w:t>
+        <w:t xml:space="preserve">6.2 </w:t>
+      </w:r>
+      <w:r>
+        <w:rPr>
+          <w:rFonts w:ascii="Times New Roman" w:hAnsi="Times New Roman" w:eastAsia="黑体" w:cs="Times New Roman"/>
+          <w:b/>
+          <w:sz w:val="30"/>
+          <w:szCs w:val="30"/>
+        </w:rPr>
+        <w:t>客户端测试结果</w:t>
       </w:r>
     </w:p>
     <w:p>
@@ -7408,7 +7698,16 @@
           <w:b/>
           <w:sz w:val="28"/>
         </w:rPr>
-        <w:t>6.3 服务端测试结果</w:t>
+        <w:t xml:space="preserve">6.3 </w:t>
+      </w:r>
+      <w:r>
+        <w:rPr>
+          <w:rFonts w:ascii="Times New Roman" w:hAnsi="Times New Roman" w:eastAsia="黑体" w:cs="Times New Roman"/>
+          <w:b/>
+          <w:sz w:val="30"/>
+          <w:szCs w:val="30"/>
+        </w:rPr>
+        <w:t>服务端测试结果</w:t>
       </w:r>
     </w:p>
     <w:p>
@@ -7982,7 +8281,16 @@
           <w:b/>
           <w:sz w:val="28"/>
         </w:rPr>
-        <w:t>6.4 结果分析与不足</w:t>
+        <w:t xml:space="preserve">6.4 </w:t>
+      </w:r>
+      <w:r>
+        <w:rPr>
+          <w:rFonts w:ascii="Times New Roman" w:hAnsi="Times New Roman" w:eastAsia="黑体" w:cs="Times New Roman"/>
+          <w:b/>
+          <w:sz w:val="30"/>
+          <w:szCs w:val="30"/>
+        </w:rPr>
+        <w:t>结果分析与不足</w:t>
       </w:r>
     </w:p>
     <w:p>
@@ -8052,7 +8360,16 @@
           <w:b/>
           <w:sz w:val="28"/>
         </w:rPr>
-        <w:t>7.1 工作总结</w:t>
+        <w:t xml:space="preserve">7.1 </w:t>
+      </w:r>
+      <w:r>
+        <w:rPr>
+          <w:rFonts w:ascii="Times New Roman" w:hAnsi="Times New Roman" w:eastAsia="黑体" w:cs="Times New Roman"/>
+          <w:b/>
+          <w:sz w:val="30"/>
+          <w:szCs w:val="30"/>
+        </w:rPr>
+        <w:t>工作总结</w:t>
       </w:r>
     </w:p>
     <w:p>
@@ -8084,7 +8401,16 @@
           <w:b/>
           <w:sz w:val="28"/>
         </w:rPr>
-        <w:t>7.2 主要特点</w:t>
+        <w:t xml:space="preserve">7.2 </w:t>
+      </w:r>
+      <w:r>
+        <w:rPr>
+          <w:rFonts w:ascii="Times New Roman" w:hAnsi="Times New Roman" w:eastAsia="黑体" w:cs="Times New Roman"/>
+          <w:b/>
+          <w:sz w:val="30"/>
+          <w:szCs w:val="30"/>
+        </w:rPr>
+        <w:t>主要特点</w:t>
       </w:r>
     </w:p>
     <w:p>
@@ -8116,7 +8442,16 @@
           <w:b/>
           <w:sz w:val="28"/>
         </w:rPr>
-        <w:t>7.3 后续展望</w:t>
+        <w:t xml:space="preserve">7.3 </w:t>
+      </w:r>
+      <w:r>
+        <w:rPr>
+          <w:rFonts w:ascii="Times New Roman" w:hAnsi="Times New Roman" w:eastAsia="黑体" w:cs="Times New Roman"/>
+          <w:b/>
+          <w:sz w:val="30"/>
+          <w:szCs w:val="30"/>
+        </w:rPr>
+        <w:t>后续展望</w:t>
       </w:r>
     </w:p>
     <w:p>
@@ -8469,12 +8804,18 @@
         <w:spacing w:before="230" w:after="230" w:line="240" w:lineRule="auto"/>
         <w:ind w:firstLine="0"/>
         <w:jc w:val="left"/>
-      </w:pPr>
-      <w:r>
-        <w:rPr>
-          <w:rFonts w:ascii="Times New Roman" w:hAnsi="Times New Roman" w:eastAsia="黑体" w:cs="Times New Roman"/>
-          <w:b/>
-          <w:sz w:val="28"/>
+        <w:rPr>
+          <w:rFonts w:hint="eastAsia" w:ascii="黑体" w:hAnsi="黑体" w:eastAsia="黑体" w:cs="黑体"/>
+          <w:sz w:val="30"/>
+          <w:szCs w:val="30"/>
+        </w:rPr>
+      </w:pPr>
+      <w:r>
+        <w:rPr>
+          <w:rFonts w:hint="eastAsia" w:ascii="黑体" w:hAnsi="黑体" w:eastAsia="黑体" w:cs="黑体"/>
+          <w:b/>
+          <w:sz w:val="30"/>
+          <w:szCs w:val="30"/>
         </w:rPr>
         <w:t>附录 A  核心资源与同步状态对应关系</w:t>
       </w:r>
@@ -9112,9 +9453,10 @@
       </w:pPr>
       <w:r>
         <w:rPr>
-          <w:rFonts w:ascii="Times New Roman" w:hAnsi="Times New Roman" w:eastAsia="黑体" w:cs="Times New Roman"/>
-          <w:b/>
-          <w:sz w:val="28"/>
+          <w:rFonts w:hint="eastAsia" w:ascii="黑体" w:hAnsi="黑体" w:eastAsia="黑体" w:cs="黑体"/>
+          <w:b/>
+          <w:sz w:val="30"/>
+          <w:szCs w:val="30"/>
         </w:rPr>
         <w:t>附录 B  初稿测试命令</w:t>
       </w:r>
@@ -9133,6 +9475,8 @@
         </w:rPr>
         <w:t>Flutter 客户端测试命令：flutter test。Python 服务端非集成测试命令：在 server 目录执行 uv run pytest -m "not integration"。正式论文修改稿应同时补充依赖 PostgreSQL 与 MinIO 的集成测试结果，并记录运行日期、环境版本和失败重试情况。</w:t>
       </w:r>
+      <w:bookmarkStart w:id="2" w:name="_GoBack"/>
+      <w:bookmarkEnd w:id="2"/>
     </w:p>
     <w:sectPr>
       <w:pgSz w:w="11906" w:h="16838"/>
